--- a/anata/あなたはだんだん眠くなる_第36稿_提出稿.docx
+++ b/anata/あなたはだんだん眠くなる_第36稿_提出稿.docx
@@ -12119,7 +12119,7 @@
         <w:pStyle w:val="Action"/>
       </w:pPr>
       <w:r>
-        <w:t>三枚ずつ、二つの封筒へ入れる。</w:t>
+        <w:t>三枚ずつ、二つの封筒へ入れる。表に『阿部様』『倉田様』と書く。</w:t>
       </w:r>
     </w:p>
     <w:p>
@@ -13951,6 +13951,14 @@
         <w:pStyle w:val="Action"/>
       </w:pPr>
       <w:r>
+        <w:t>ミオは鞄から『倉田様』の封筒を出し、給湯スペースの机へ置いて戻る。</w:t>
+      </w:r>
+    </w:p>
+    <w:p>
+      <w:pPr>
+        <w:pStyle w:val="Action"/>
+      </w:pPr>
+      <w:r>
         <w:t>ミオは鞄を閉める。</w:t>
       </w:r>
     </w:p>
@@ -14807,7 +14815,7 @@
         <w:pStyle w:val="Action"/>
       </w:pPr>
       <w:r>
-        <w:t>倉田は封筒を折って、ポケットへ入れる。</w:t>
+        <w:t>倉田は封筒を折って、ズボンのポケットへ入れる。</w:t>
       </w:r>
     </w:p>
     <w:p>
@@ -15047,7 +15055,7 @@
         <w:pStyle w:val="Dialogue"/>
       </w:pPr>
       <w:r>
-        <w:t>ミオ「見てるから」</w:t>
+        <w:t>ミオ「見てるから。どうせ、起きてるし」</w:t>
       </w:r>
     </w:p>
     <w:p>
@@ -15100,14 +15108,6 @@
     </w:p>
     <w:p>
       <w:pPr>
-        <w:pStyle w:val="Dialogue"/>
-      </w:pPr>
-      <w:r>
-        <w:t>ミオ「今日は、修が寝れば」</w:t>
-      </w:r>
-    </w:p>
-    <w:p>
-      <w:pPr>
         <w:pStyle w:val="Action"/>
       </w:pPr>
       <w:r>
@@ -16615,7 +16615,7 @@
         <w:pStyle w:val="Action"/>
       </w:pPr>
       <w:r>
-        <w:t>ミオが受付のノートを開く。『参加者全員　睡眠』の下の行に、一行書く。閉じる。</w:t>
+        <w:t>ミオが受付のノートを開く。『参加者全員　睡眠』の下の行に、一行書く。分の欄で、ペン先が止まる。書かない。閉じる。</w:t>
       </w:r>
     </w:p>
     <w:p>
@@ -17783,7 +17783,7 @@
         <w:pStyle w:val="Action"/>
       </w:pPr>
       <w:r>
-        <w:t>レジの上の時計。十時二十五分。</w:t>
+        <w:t>目の端で、レジの上の時計。十時二十五分。</w:t>
       </w:r>
     </w:p>
     <w:p>
@@ -17816,6 +17816,22 @@
       </w:pPr>
       <w:r>
         <w:t>倉田「……電話」</w:t>
+      </w:r>
+    </w:p>
+    <w:p>
+      <w:pPr>
+        <w:pStyle w:val="Action"/>
+      </w:pPr>
+      <w:r>
+        <w:t>レジの上の時計。十時三十一分。</w:t>
+      </w:r>
+    </w:p>
+    <w:p>
+      <w:pPr>
+        <w:pStyle w:val="Action"/>
+      </w:pPr>
+      <w:r>
+        <w:t>倉田の唇は、まだ動いている。</w:t>
       </w:r>
     </w:p>
     <w:p>
